--- a/Szakdolgozat.docx
+++ b/Szakdolgozat.docx
@@ -850,49 +850,7 @@
         <w:rPr>
           <w:rFonts w:ascii="Times New Roman" w:hAnsi="Times New Roman" w:cs="Times New Roman"/>
         </w:rPr>
-        <w:t>A</w:t>
-      </w:r>
-      <w:r>
-        <w:rPr>
-          <w:rFonts w:ascii="Times New Roman" w:hAnsi="Times New Roman" w:cs="Times New Roman"/>
-        </w:rPr>
-        <w:t xml:space="preserve"> Microsoft többplatformos mobilfejlesztési (cross-platform) technológiájának szinonimája a Xamarin (pontosabban a Xamarin.Forms) volt. Sokáig ez jelentette a standardot, ha valaki C# nyelven akart egy kódbázisból Android, iOS és Windows alkalmazásokat írni. Ugyanakkor a Xamarin technológiai alapjai az évek során elöregedtek, a keretrendszer töredezetté vált (külön projektek kellettek minden platformhoz egyetlen megoldáson belül</w:t>
-      </w:r>
-      <w:r>
-        <w:rPr>
-          <w:rFonts w:ascii="Times New Roman" w:hAnsi="Times New Roman" w:cs="Times New Roman"/>
-        </w:rPr>
-        <w:t>). A</w:t>
-      </w:r>
-      <w:r>
-        <w:rPr>
-          <w:rFonts w:ascii="Times New Roman" w:hAnsi="Times New Roman" w:cs="Times New Roman"/>
-        </w:rPr>
-        <w:t xml:space="preserve"> Microsoft válaszul megalkotta a .NET MAUI-t (</w:t>
-      </w:r>
-      <w:r>
-        <w:rPr>
-          <w:rFonts w:ascii="Times New Roman" w:hAnsi="Times New Roman" w:cs="Times New Roman"/>
-        </w:rPr>
-        <w:t>Multiplatform</w:t>
-      </w:r>
-      <w:r>
-        <w:rPr>
-          <w:rFonts w:ascii="Times New Roman" w:hAnsi="Times New Roman" w:cs="Times New Roman"/>
-        </w:rPr>
-        <w:t xml:space="preserve"> App UI), amely a Xamarin egyenes ági, modernizált utódja. A váltás nem csupán egy lehetőség, hanem kényszer is volt számomra: a Microsoft hivatalosan 2024. május 1-jén megszüntette a Xamarin támogatását, így egy jövőtálló, karbantartható szoftver fejlesztése már csak a MAUI segítségével valósulhatott meg. A MAUI legnagyobb újítása az úgynevezett „Single Project” architektúra, ami azt jelenti, hogy a képek, betűtípusok és a platformspecifikus kódok egyetlen, letisztult mappaszerkezetben kaptak helyet, emellett a teljesítménye (különösen a .NET 8-ra építve) drasztikusan javult.</w:t>
-      </w:r>
-      <w:r>
-        <w:rPr>
-          <w:rFonts w:ascii="Times New Roman" w:hAnsi="Times New Roman" w:cs="Times New Roman"/>
-        </w:rPr>
-        <w:t xml:space="preserve"> </w:t>
-      </w:r>
-      <w:r>
-        <w:rPr>
-          <w:rFonts w:ascii="Times New Roman" w:hAnsi="Times New Roman" w:cs="Times New Roman"/>
-        </w:rPr>
-        <w:t xml:space="preserve">Bár a .NET MAUI fejlesztésekhez sokan a robusztus (és erőforrásigényes) Visual </w:t>
+        <w:t xml:space="preserve">A Microsoft többplatformos mobilfejlesztési (cross-platform) technológiájának szinonimája a Xamarin (pontosabban a Xamarin.Forms) volt. Sokáig ez jelentette a standardot, ha valaki C# nyelven akart egy kódbázisból Android, iOS és Windows alkalmazásokat írni. Ugyanakkor a Xamarin technológiai alapjai az évek során elöregedtek, a keretrendszer töredezetté vált (külön projektek kellettek minden platformhoz egyetlen megoldáson belül). A Microsoft válaszul megalkotta a .NET MAUI-t (Multiplatform App UI), amely a Xamarin egyenes ági, modernizált utódja. A váltás nem csupán egy lehetőség, hanem kényszer is volt számomra: a Microsoft hivatalosan 2024. május 1-jén megszüntette a Xamarin támogatását, így egy jövőtálló, karbantartható szoftver fejlesztése már csak a MAUI segítségével valósulhatott meg. A MAUI legnagyobb újítása az úgynevezett „Single Project” architektúra, ami azt jelenti, hogy a képek, betűtípusok és a platformspecifikus kódok egyetlen, letisztult mappaszerkezetben kaptak helyet, emellett a teljesítménye (különösen a .NET 8-ra építve) drasztikusan javult. Bár a .NET MAUI fejlesztésekhez sokan a robusztus (és erőforrásigényes) Visual </w:t>
       </w:r>
       <w:proofErr w:type="spellStart"/>
       <w:r>
@@ -1029,37 +987,61 @@
           <w:rFonts w:ascii="Courier New" w:hAnsi="Courier New" w:cs="Courier New"/>
         </w:rPr>
       </w:pPr>
+      <w:proofErr w:type="gramStart"/>
       <w:r>
         <w:rPr>
           <w:rFonts w:ascii="Courier New" w:hAnsi="Courier New" w:cs="Courier New"/>
         </w:rPr>
-        <w:t>platforms.RemoveAll(p =&gt; p.Rect.Right &lt; cameraX - 600f);</w:t>
-      </w:r>
-    </w:p>
-    <w:p>
-      <w:pPr>
-        <w:spacing w:line="360" w:lineRule="auto"/>
-        <w:rPr>
-          <w:rFonts w:ascii="Times New Roman" w:hAnsi="Times New Roman" w:cs="Times New Roman"/>
-        </w:rPr>
-      </w:pPr>
-      <w:r>
-        <w:rPr>
-          <w:rFonts w:ascii="Times New Roman" w:hAnsi="Times New Roman" w:cs="Times New Roman"/>
-        </w:rPr>
-        <w:t>Ez a kódsor minden képkocka frissítésekor megvizsgálja a platformok listáját, és törli azokat az elemeket (p), amelyeknek a jobb széle (Rect.Right) már jóval a kamera látószögén kívülre (mögénk) került.</w:t>
-      </w:r>
-      <w:r>
-        <w:rPr>
-          <w:rFonts w:ascii="Times New Roman" w:hAnsi="Times New Roman" w:cs="Times New Roman"/>
-        </w:rPr>
-        <w:t xml:space="preserve"> </w:t>
-      </w:r>
-      <w:r>
-        <w:rPr>
-          <w:rFonts w:ascii="Times New Roman" w:hAnsi="Times New Roman" w:cs="Times New Roman"/>
-        </w:rPr>
-        <w:t>Grafikus kirajzolás: A SkiaSharp és a "Kamera"</w:t>
+        <w:t>platforms.RemoveAll</w:t>
+      </w:r>
+      <w:proofErr w:type="gramEnd"/>
+      <w:r>
+        <w:rPr>
+          <w:rFonts w:ascii="Courier New" w:hAnsi="Courier New" w:cs="Courier New"/>
+        </w:rPr>
+        <w:t xml:space="preserve">(p =&gt; </w:t>
+      </w:r>
+      <w:proofErr w:type="gramStart"/>
+      <w:r>
+        <w:rPr>
+          <w:rFonts w:ascii="Courier New" w:hAnsi="Courier New" w:cs="Courier New"/>
+        </w:rPr>
+        <w:t>p.Rect.Right</w:t>
+      </w:r>
+      <w:proofErr w:type="gramEnd"/>
+      <w:r>
+        <w:rPr>
+          <w:rFonts w:ascii="Courier New" w:hAnsi="Courier New" w:cs="Courier New"/>
+        </w:rPr>
+        <w:t xml:space="preserve"> </w:t>
+      </w:r>
+      <w:proofErr w:type="gramStart"/>
+      <w:r>
+        <w:rPr>
+          <w:rFonts w:ascii="Courier New" w:hAnsi="Courier New" w:cs="Courier New"/>
+        </w:rPr>
+        <w:t>&lt; cameraX</w:t>
+      </w:r>
+      <w:proofErr w:type="gramEnd"/>
+      <w:r>
+        <w:rPr>
+          <w:rFonts w:ascii="Courier New" w:hAnsi="Courier New" w:cs="Courier New"/>
+        </w:rPr>
+        <w:t xml:space="preserve"> - 600f);</w:t>
+      </w:r>
+    </w:p>
+    <w:p>
+      <w:pPr>
+        <w:spacing w:line="360" w:lineRule="auto"/>
+        <w:rPr>
+          <w:rFonts w:ascii="Times New Roman" w:hAnsi="Times New Roman" w:cs="Times New Roman"/>
+        </w:rPr>
+      </w:pPr>
+      <w:r>
+        <w:rPr>
+          <w:rFonts w:ascii="Times New Roman" w:hAnsi="Times New Roman" w:cs="Times New Roman"/>
+        </w:rPr>
+        <w:t>Ez a kódsor minden képkocka frissítésekor megvizsgálja a platformok listáját, és törli azokat az elemeket (p), amelyeknek a jobb széle (Rect.Right) már jóval a kamera látószögén kívülre (mögénk) került. Grafikus kirajzolás: A SkiaSharp és a "Kamera"</w:t>
       </w:r>
     </w:p>
     <w:p>
@@ -1112,6 +1094,7 @@
         </w:rPr>
       </w:pPr>
       <w:proofErr w:type="spellStart"/>
+      <w:proofErr w:type="gramStart"/>
       <w:r>
         <w:rPr>
           <w:rFonts w:ascii="Courier New" w:hAnsi="Courier New" w:cs="Courier New"/>
@@ -1119,6 +1102,7 @@
         <w:t>canvas.Translate</w:t>
       </w:r>
       <w:proofErr w:type="spellEnd"/>
+      <w:proofErr w:type="gramEnd"/>
       <w:r>
         <w:rPr>
           <w:rFonts w:ascii="Courier New" w:hAnsi="Courier New" w:cs="Courier New"/>
@@ -1318,31 +1302,7 @@
         <w:rPr>
           <w:rFonts w:ascii="Times New Roman" w:hAnsi="Times New Roman" w:cs="Times New Roman"/>
         </w:rPr>
-        <w:t>Mielőtt a tényleges kódolás megkezdődött volna, elengedhetetlen volt a szoftver alapvető architektúrájának és adatmodelljeinek megtervezése. A programtervezés során a modularitás és a memóriahatékonyság voltak a fő szempontok</w:t>
-      </w:r>
-      <w:r>
-        <w:rPr>
-          <w:rFonts w:ascii="Times New Roman" w:hAnsi="Times New Roman" w:cs="Times New Roman"/>
-        </w:rPr>
-        <w:t xml:space="preserve">. </w:t>
-      </w:r>
-      <w:r>
-        <w:rPr>
-          <w:rFonts w:ascii="Times New Roman" w:hAnsi="Times New Roman" w:cs="Times New Roman"/>
-        </w:rPr>
-        <w:t>Véges Állapotgép (Finite State Machine) a játékmenet vezérlésére A játék egy összetett rendszer, amelynek különböző "képernyői" és logikai fázisai vannak (Főmenü, Játék közben, Játék vége). Ezeknek a kezelésére egy klasszikus szoftverfejlesztési mintát, a Véges Állapotgépet (Finite State Machine - FSM) alkalmaztam. Ezt a C# nyelvben egy enumeráció (enum GameState) segítségével valósítottam meg. A rendszer a következő állapotokat képes felvenni: Lobby, Playing, CharacterSelect, Shop, GameOver. A SwitchState() metódus felel az állapotátmenetekért, amely nemcsak a logikai váltást végzi el, hanem dinamikusan elrejti vagy megjeleníti a .NET MAUI XAML felületén definiált vizuális elemeket (pl. elrejti a Start gombot és megjeleníti a HUD-ot). Ez a megoldás kiküszöböli a bonyolult, egymásba ágyazott elágazásokat (if-else spagettikód), és tiszta, átlátható architektúrát eredményez.</w:t>
-      </w:r>
-      <w:r>
-        <w:rPr>
-          <w:rFonts w:ascii="Times New Roman" w:hAnsi="Times New Roman" w:cs="Times New Roman"/>
-        </w:rPr>
-        <w:t xml:space="preserve"> </w:t>
-      </w:r>
-      <w:r>
-        <w:rPr>
-          <w:rFonts w:ascii="Times New Roman" w:hAnsi="Times New Roman" w:cs="Times New Roman"/>
-        </w:rPr>
-        <w:t xml:space="preserve">Adatstruktúrák és Memóriakezelés (Class </w:t>
+        <w:t xml:space="preserve">Mielőtt a tényleges kódolás megkezdődött volna, elengedhetetlen volt a szoftver alapvető architektúrájának és adatmodelljeinek megtervezése. A programtervezés során a modularitás és a memóriahatékonyság voltak a fő szempontok. Véges Állapotgép (Finite State Machine) a játékmenet vezérlésére A játék egy összetett rendszer, amelynek különböző "képernyői" és logikai fázisai vannak (Főmenü, Játék közben, Játék vége). Ezeknek a kezelésére egy klasszikus szoftverfejlesztési mintát, a Véges Állapotgépet (Finite State Machine - FSM) alkalmaztam. Ezt a C# nyelvben egy enumeráció (enum GameState) segítségével valósítottam meg. A rendszer a következő állapotokat képes felvenni: Lobby, Playing, CharacterSelect, Shop, GameOver. A SwitchState() metódus felel az állapotátmenetekért, amely nemcsak a logikai váltást végzi el, hanem dinamikusan elrejti vagy megjeleníti a .NET MAUI XAML felületén definiált vizuális elemeket (pl. elrejti a Start gombot és megjeleníti a HUD-ot). Ez a megoldás kiküszöböli a bonyolult, egymásba ágyazott elágazásokat (if-else spagettikód), és tiszta, átlátható architektúrát eredményez. Adatstruktúrák és Memóriakezelés (Class </w:t>
       </w:r>
       <w:proofErr w:type="spellStart"/>
       <w:r>
@@ -1417,19 +1377,7 @@
         <w:rPr>
           <w:rFonts w:ascii="Times New Roman" w:hAnsi="Times New Roman" w:cs="Times New Roman"/>
         </w:rPr>
-        <w:t>) egy egyedi fejlesztésű logikai ciklus (Game Loop) adja, amelyet a .NET MAUI IDispatcherTimer osztálya hív meg, megközelítőleg 1 milliszekundumos időközzel. Ezen a cikluson belül játszódnak le a legfontosabb matematikai számítások.</w:t>
-      </w:r>
-      <w:r>
-        <w:rPr>
-          <w:rFonts w:ascii="Times New Roman" w:hAnsi="Times New Roman" w:cs="Times New Roman"/>
-        </w:rPr>
-        <w:t xml:space="preserve"> </w:t>
-      </w:r>
-      <w:r>
-        <w:rPr>
-          <w:rFonts w:ascii="Times New Roman" w:hAnsi="Times New Roman" w:cs="Times New Roman"/>
-        </w:rPr>
-        <w:t>Képkocka-független mozgás (Delta Time számítás) A videojáték-fejlesztés egyik alapszabálya, hogy a mozgásnak függetlennek kell lennie a számítógép teljesítményétől (képkockasebességétől). Ha a rendszerterhelés miatt az FPS leesik, a karakter nem mozoghat lassabban a valós időhöz képest. Ezt a "Delta Time" (eltelt idő) kiszámításával oldottam meg: A rendszer minden ciklusfutás elején lekéri a C# Stopwatch (stopper) objektumától az eltelt másodperceket, majd kivonja belőle az előző futás idejét. Az így kapott deltaTime (szorzótényező) biztosítja, hogy a sebesség-vektorokat (playerSpeedX, gravity) mindig a másodperc töredékéhez igazítva adjuk hozzá a karakter pozíciójához.</w:t>
+        <w:t>) egy egyedi fejlesztésű logikai ciklus (Game Loop) adja, amelyet a .NET MAUI IDispatcherTimer osztálya hív meg, megközelítőleg 1 milliszekundumos időközzel. Ezen a cikluson belül játszódnak le a legfontosabb matematikai számítások. Képkocka-független mozgás (Delta Time számítás) A videojáték-fejlesztés egyik alapszabálya, hogy a mozgásnak függetlennek kell lennie a számítógép teljesítményétől (képkockasebességétől). Ha a rendszerterhelés miatt az FPS leesik, a karakter nem mozoghat lassabban a valós időhöz képest. Ezt a "Delta Time" (eltelt idő) kiszámításával oldottam meg: A rendszer minden ciklusfutás elején lekéri a C# Stopwatch (stopper) objektumától az eltelt másodperceket, majd kivonja belőle az előző futás idejét. Az így kapott deltaTime (szorzótényező) biztosítja, hogy a sebesség-vektorokat (playerSpeedX, gravity) mindig a másodperc töredékéhez igazítva adjuk hozzá a karakter pozíciójához.</w:t>
       </w:r>
       <w:r>
         <w:rPr>
@@ -1560,19 +1508,7 @@
         <w:rPr>
           <w:rFonts w:ascii="Times New Roman" w:hAnsi="Times New Roman" w:cs="Times New Roman"/>
         </w:rPr>
-        <w:t>) határoznak meg.</w:t>
-      </w:r>
-      <w:r>
-        <w:rPr>
-          <w:rFonts w:ascii="Times New Roman" w:hAnsi="Times New Roman" w:cs="Times New Roman"/>
-        </w:rPr>
-        <w:t xml:space="preserve"> </w:t>
-      </w:r>
-      <w:r>
-        <w:rPr>
-          <w:rFonts w:ascii="Times New Roman" w:hAnsi="Times New Roman" w:cs="Times New Roman"/>
-        </w:rPr>
-        <w:t xml:space="preserve">A szoftverben egy úgynevezett Tengelyenként Szétválasztott (Split-Axis) Ütközésvizsgálatot implementáltam. A rendszer a C# </w:t>
+        <w:t xml:space="preserve">) határoznak meg. A szoftverben egy úgynevezett Tengelyenként Szétválasztott (Split-Axis) Ütközésvizsgálatot implementáltam. A rendszer a C# </w:t>
       </w:r>
       <w:r>
         <w:rPr>
@@ -1592,13 +1528,7 @@
           <w:rFonts w:ascii="Times New Roman" w:hAnsi="Times New Roman" w:cs="Times New Roman"/>
         </w:rPr>
         <w:lastRenderedPageBreak/>
-        <w:t>eldönti, hogy a karakter talajon áll-e (Grounded), vagy éppen beütötte a fejét a mennyezetbe (ebben az esetben a függőleges sebessége azonnal 0-ra vált).</w:t>
-      </w:r>
-      <w:r>
-        <w:rPr>
-          <w:rFonts w:ascii="Times New Roman" w:hAnsi="Times New Roman" w:cs="Times New Roman"/>
-        </w:rPr>
-        <w:t xml:space="preserve"> </w:t>
+        <w:t xml:space="preserve">eldönti, hogy a karakter talajon áll-e (Grounded), vagy éppen beütötte a fejét a mennyezetbe (ebben az esetben a függőleges sebessége azonnal 0-ra vált). </w:t>
       </w:r>
     </w:p>
     <w:p>
@@ -1806,6 +1736,7 @@
       <w:r>
         <w:rPr>
           <w:rFonts w:ascii="Times New Roman" w:hAnsi="Times New Roman" w:cs="Times New Roman"/>
+          <w:noProof/>
         </w:rPr>
         <w:drawing>
           <wp:inline distT="0" distB="0" distL="0" distR="0" wp14:anchorId="17E13977" wp14:editId="62423136">
@@ -1928,6 +1859,7 @@
       <w:r>
         <w:rPr>
           <w:rFonts w:ascii="Times New Roman" w:hAnsi="Times New Roman" w:cs="Times New Roman"/>
+          <w:noProof/>
         </w:rPr>
         <w:drawing>
           <wp:inline distT="0" distB="0" distL="0" distR="0" wp14:anchorId="51FC0609" wp14:editId="775564ED">
@@ -2050,6 +1982,566 @@
           <w:rFonts w:ascii="Times New Roman" w:hAnsi="Times New Roman" w:cs="Times New Roman"/>
         </w:rPr>
       </w:pPr>
+      <w:r>
+        <w:rPr>
+          <w:rFonts w:ascii="Times New Roman" w:hAnsi="Times New Roman" w:cs="Times New Roman"/>
+        </w:rPr>
+        <w:t>Felhasználói felület és a játékélmény tervezése</w:t>
+      </w:r>
+    </w:p>
+    <w:p>
+      <w:pPr>
+        <w:spacing w:line="360" w:lineRule="auto"/>
+        <w:rPr>
+          <w:rFonts w:ascii="Times New Roman" w:hAnsi="Times New Roman" w:cs="Times New Roman"/>
+        </w:rPr>
+      </w:pPr>
+      <w:r>
+        <w:rPr>
+          <w:rFonts w:ascii="Times New Roman" w:hAnsi="Times New Roman" w:cs="Times New Roman"/>
+        </w:rPr>
+        <w:t xml:space="preserve">Bár a játék motorja és grafikai megjelenítése a SkiaSharp vásznán történik, a menürendszer és a játék közbeni kijelző a keretrendszer beépített leíró nyelvével készült. A megjelenítés és a kód szétválasztása biztosítja a modern szoftverfejlesztési architektúra alapelveinek betartását. </w:t>
+      </w:r>
+      <w:r>
+        <w:rPr>
+          <w:rFonts w:ascii="Times New Roman" w:hAnsi="Times New Roman" w:cs="Times New Roman"/>
+        </w:rPr>
+        <w:lastRenderedPageBreak/>
+        <w:t xml:space="preserve">A grafikus felület tervezésénél az elsődleges szempont a </w:t>
+      </w:r>
+      <w:proofErr w:type="spellStart"/>
+      <w:r>
+        <w:rPr>
+          <w:rFonts w:ascii="Times New Roman" w:hAnsi="Times New Roman" w:cs="Times New Roman"/>
+        </w:rPr>
+        <w:t>reszponzivitás</w:t>
+      </w:r>
+      <w:proofErr w:type="spellEnd"/>
+      <w:r>
+        <w:rPr>
+          <w:rFonts w:ascii="Times New Roman" w:hAnsi="Times New Roman" w:cs="Times New Roman"/>
+        </w:rPr>
+        <w:t xml:space="preserve"> volt, hiszen egy többplatformos szoftvernek alkalmazkodnia kell a különböző képernyőfelbontásokhoz és képarányokhoz. A felület felépítéséhez rácsos és egymás alá épülő elrendezéseket használtam. Ez a struktúra lehetővé tette, hogy a rajzoló réteg legalulra kerüljön, míg a menük és a kijelzők áttetsző rétegként helyezkedjenek el felette. Ez a megoldás biztosítja, hogy a menüváltások során ne kelljen új ablakokat betölteni, elegendő csupán a megfelelő rétegek láthatóságát logikai értékekkel módosítani.</w:t>
+      </w:r>
+    </w:p>
+    <w:p>
+      <w:pPr>
+        <w:spacing w:line="360" w:lineRule="auto"/>
+        <w:rPr>
+          <w:rFonts w:ascii="Times New Roman" w:hAnsi="Times New Roman" w:cs="Times New Roman"/>
+        </w:rPr>
+      </w:pPr>
+      <w:r>
+        <w:rPr>
+          <w:rFonts w:ascii="Times New Roman" w:hAnsi="Times New Roman" w:cs="Times New Roman"/>
+        </w:rPr>
+        <w:t>Az irányítás integrációja és ergonómiája</w:t>
+      </w:r>
+    </w:p>
+    <w:p>
+      <w:pPr>
+        <w:spacing w:line="360" w:lineRule="auto"/>
+        <w:rPr>
+          <w:rFonts w:ascii="Times New Roman" w:hAnsi="Times New Roman" w:cs="Times New Roman"/>
+        </w:rPr>
+      </w:pPr>
+      <w:r>
+        <w:rPr>
+          <w:rFonts w:ascii="Times New Roman" w:hAnsi="Times New Roman" w:cs="Times New Roman"/>
+        </w:rPr>
+        <w:t>Mivel a projekt végső célja a mobil platformokra történő hordozhatóság, a hagyományos billentyűzetes irányítás mellett elengedhetetlen volt a képernyőn lévő virtuális gombok implementálása. A kijelző alsó szegmensében elhelyezett mozgásért és lövésért felelős gombok közvetlenül a C# eseménykezelőkhöz vannak kötve. A rendszer úgy lett megtervezve, hogy a fizikai billentyűzet és az érintőképernyős gombok ugyanazokat a háttérben futó logikai változókat állítsák át. Ennek köszönhetően a mozgásért felelős fizikai motor számára teljesen észrevétlen marad, hogy a játékos milyen beviteli perifériát használ. A kijelző elemeinek színezésénél áttetsző fekete háttereket alkalmaztam, így a felület nem takarja ki a játékos elől a közeledő akadályokat.</w:t>
+      </w:r>
+    </w:p>
+    <w:p>
+      <w:pPr>
+        <w:spacing w:line="360" w:lineRule="auto"/>
+        <w:rPr>
+          <w:rFonts w:ascii="Times New Roman" w:hAnsi="Times New Roman" w:cs="Times New Roman"/>
+        </w:rPr>
+      </w:pPr>
+      <w:r>
+        <w:rPr>
+          <w:rFonts w:ascii="Times New Roman" w:hAnsi="Times New Roman" w:cs="Times New Roman"/>
+        </w:rPr>
+        <w:t>Teljesítményoptimalizálás és erőforrásmenedzsment</w:t>
+      </w:r>
+    </w:p>
+    <w:p>
+      <w:pPr>
+        <w:spacing w:line="360" w:lineRule="auto"/>
+        <w:rPr>
+          <w:rFonts w:ascii="Times New Roman" w:hAnsi="Times New Roman" w:cs="Times New Roman"/>
+        </w:rPr>
+      </w:pPr>
+      <w:r>
+        <w:rPr>
+          <w:rFonts w:ascii="Times New Roman" w:hAnsi="Times New Roman" w:cs="Times New Roman"/>
+        </w:rPr>
+        <w:t>Egy valós idejű, másodpercenként hatvan képkockás frissítést igénylő játék esetében a memóriakezelés és a számítási kapacitás optimalizálása kritikus fontosságú. A fejlesztési környezet menedzselt memóriával dolgozik, ami kényelmes, de a folyamatos objektumlétrehozás túlterhelheti a memóriatisztító folyamatokat. A procedurális pályagenerátor másodpercenként hoz létre új platform és tárgy objektumokat. Ha ezeket a memóriában hagynánk, a szoftver memóriafogyasztása a végtelenségig nőne.</w:t>
+      </w:r>
+    </w:p>
+    <w:p>
+      <w:pPr>
+        <w:spacing w:line="360" w:lineRule="auto"/>
+        <w:rPr>
+          <w:rFonts w:ascii="Times New Roman" w:hAnsi="Times New Roman" w:cs="Times New Roman"/>
+        </w:rPr>
+      </w:pPr>
+      <w:r>
+        <w:rPr>
+          <w:rFonts w:ascii="Times New Roman" w:hAnsi="Times New Roman" w:cs="Times New Roman"/>
+        </w:rPr>
+        <w:t>Memóriatisztítás és a listák kezelése</w:t>
+      </w:r>
+    </w:p>
+    <w:p>
+      <w:pPr>
+        <w:spacing w:line="360" w:lineRule="auto"/>
+        <w:rPr>
+          <w:rFonts w:ascii="Times New Roman" w:hAnsi="Times New Roman" w:cs="Times New Roman"/>
+        </w:rPr>
+      </w:pPr>
+      <w:r>
+        <w:rPr>
+          <w:rFonts w:ascii="Times New Roman" w:hAnsi="Times New Roman" w:cs="Times New Roman"/>
+        </w:rPr>
+        <w:t xml:space="preserve">A memóriaszivárgás elkerülése érdekében egy folyamatos tisztító algoritmust írtam. Minden játékciklusban a rendszer megvizsgálja az összes létező objektum vízszintes koordinátáját a kamera pozíciójához viszonyítva. Azok a platformok és tárgyak, amelyek a kamera mögött már messze elmaradtak, véglegesen törlésre kerülnek a memóriából. Ennek a megoldásnak köszönhetően a listák hossza és a rajtuk végzett ütközésvizsgálati ciklusok száma mindig egy </w:t>
+      </w:r>
+      <w:r>
+        <w:rPr>
+          <w:rFonts w:ascii="Times New Roman" w:hAnsi="Times New Roman" w:cs="Times New Roman"/>
+        </w:rPr>
+        <w:lastRenderedPageBreak/>
+        <w:t>alacsony, biztonságos és állandó érték körül marad, megelőzve a program lassulását vagy összeomlását.</w:t>
+      </w:r>
+    </w:p>
+    <w:p>
+      <w:pPr>
+        <w:spacing w:line="360" w:lineRule="auto"/>
+        <w:rPr>
+          <w:rFonts w:ascii="Times New Roman" w:hAnsi="Times New Roman" w:cs="Times New Roman"/>
+        </w:rPr>
+      </w:pPr>
+      <w:r>
+        <w:rPr>
+          <w:rFonts w:ascii="Times New Roman" w:hAnsi="Times New Roman" w:cs="Times New Roman"/>
+        </w:rPr>
+        <w:t>A rajzolási ciklus optimalizálása</w:t>
+      </w:r>
+    </w:p>
+    <w:p>
+      <w:pPr>
+        <w:spacing w:line="360" w:lineRule="auto"/>
+        <w:rPr>
+          <w:rFonts w:ascii="Times New Roman" w:hAnsi="Times New Roman" w:cs="Times New Roman"/>
+        </w:rPr>
+      </w:pPr>
+      <w:r>
+        <w:rPr>
+          <w:rFonts w:ascii="Times New Roman" w:hAnsi="Times New Roman" w:cs="Times New Roman"/>
+        </w:rPr>
+        <w:t>A grafikus megjelenítő kizárólag renderelést végezhet. A szoftverfejlesztés során szigorúan elkülönítettem a matematikai számításokat a rajzolástól. A rajzoló metóduson belül nem jönnek létre új példányok, minden koordináta és szín a játékhurok által már előre kiszámított állapotot tükrözi. A hardveres gyorsítás maximális kiaknázása érdekében a kamera eltolását beépített transzformációs függvényekkel végzem, ahelyett, hogy minden egyes pályaelem koordinátáját egyesével kellene újraszámolni a képernyőn való elhelyezéshez.</w:t>
+      </w:r>
+    </w:p>
+    <w:p>
+      <w:pPr>
+        <w:spacing w:line="360" w:lineRule="auto"/>
+        <w:rPr>
+          <w:rFonts w:ascii="Times New Roman" w:hAnsi="Times New Roman" w:cs="Times New Roman"/>
+        </w:rPr>
+      </w:pPr>
+      <w:r>
+        <w:rPr>
+          <w:rFonts w:ascii="Times New Roman" w:hAnsi="Times New Roman" w:cs="Times New Roman"/>
+        </w:rPr>
+        <w:t>Fejlesztési kihívások és hibaelhárítás</w:t>
+      </w:r>
+    </w:p>
+    <w:p>
+      <w:pPr>
+        <w:spacing w:line="360" w:lineRule="auto"/>
+        <w:rPr>
+          <w:rFonts w:ascii="Times New Roman" w:hAnsi="Times New Roman" w:cs="Times New Roman"/>
+        </w:rPr>
+      </w:pPr>
+      <w:r>
+        <w:rPr>
+          <w:rFonts w:ascii="Times New Roman" w:hAnsi="Times New Roman" w:cs="Times New Roman"/>
+        </w:rPr>
+        <w:t>A szoftverfejlesztés során a legösszetettebb problémát az egyedi fizikai motor és az ütközésvizsgálat finomhangolása jelentette. A korai prototípus szakaszban a vízszintes és a függőleges tengelyek menti elmozdulást a rendszer egyszerre végezte el, és a végleges pozícióra futtatott le egyetlen ütközésvizsgálatot. Ez egy súlyos anomáliához vezetett. Amikor a játékos megközelített egy platformot és oldalról nekiment, a rendszer észlelte a metszetet. Mivel a kód csak azt vizsgálta, hogy a karakter a platformon belül van-e, a gravitációs logika gyakran tévesen úgy ítélte meg, hogy a karakter a platform aljáról ugrott fel annak tetejére, így a játékost pillanatok alatt a tömör falak tetejére teleportálta.</w:t>
+      </w:r>
+    </w:p>
+    <w:p>
+      <w:pPr>
+        <w:spacing w:line="360" w:lineRule="auto"/>
+        <w:rPr>
+          <w:rFonts w:ascii="Times New Roman" w:hAnsi="Times New Roman" w:cs="Times New Roman"/>
+        </w:rPr>
+      </w:pPr>
+      <w:r>
+        <w:rPr>
+          <w:rFonts w:ascii="Times New Roman" w:hAnsi="Times New Roman" w:cs="Times New Roman"/>
+        </w:rPr>
+        <w:t>A szétválasztott tengelyű megoldás</w:t>
+      </w:r>
+    </w:p>
+    <w:p>
+      <w:pPr>
+        <w:spacing w:line="360" w:lineRule="auto"/>
+        <w:rPr>
+          <w:rFonts w:ascii="Times New Roman" w:hAnsi="Times New Roman" w:cs="Times New Roman"/>
+        </w:rPr>
+      </w:pPr>
+      <w:r>
+        <w:rPr>
+          <w:rFonts w:ascii="Times New Roman" w:hAnsi="Times New Roman" w:cs="Times New Roman"/>
+        </w:rPr>
+        <w:t>A probléma megoldása a mozgásvektorok szigorú, tengelyenkénti szétválasztása volt. Az új architektúrában a folyamat két lépcsőben zajlik le minden képkockánál. A karaktert először kizárólag vízszintesen mozgatjuk. Ezt egy vizsgálat követi, amely figyeli a vízszintes ütközéseket. Ha a karakter belelóg egy platformba, a rendszer azonnal visszatolja a fal szélére. Csak a vízszintes pozíció véglegesítése után történik meg a függőleges mozgás számítása, beleértve a gravitációt és az ugrást. Ezt egy újabb, teljesen különálló ütközésvizsgálat követi, amely megállapítja a földet érés állapotát, vagy leállítja a felugrást, ha a karakter beveri a fejét a mennyezetbe. Ez a szétválasztás megszüntette a hibás pozicionálásokat és robusztus, hibamentes falérzékelést biztosított.</w:t>
+      </w:r>
+    </w:p>
+    <w:p>
+      <w:pPr>
+        <w:spacing w:line="360" w:lineRule="auto"/>
+        <w:rPr>
+          <w:rFonts w:ascii="Times New Roman" w:hAnsi="Times New Roman" w:cs="Times New Roman"/>
+        </w:rPr>
+      </w:pPr>
+      <w:r>
+        <w:rPr>
+          <w:rFonts w:ascii="Times New Roman" w:hAnsi="Times New Roman" w:cs="Times New Roman"/>
+        </w:rPr>
+        <w:t>A geometriai felállásgátló implementálása</w:t>
+      </w:r>
+    </w:p>
+    <w:p>
+      <w:pPr>
+        <w:spacing w:line="360" w:lineRule="auto"/>
+        <w:rPr>
+          <w:rFonts w:ascii="Times New Roman" w:hAnsi="Times New Roman" w:cs="Times New Roman"/>
+        </w:rPr>
+      </w:pPr>
+      <w:r>
+        <w:rPr>
+          <w:rFonts w:ascii="Times New Roman" w:hAnsi="Times New Roman" w:cs="Times New Roman"/>
+        </w:rPr>
+        <w:t xml:space="preserve">Egy másik, a procedurálisan generált alagutakhoz kapcsolódó hiba volt, hogy ha a játékos egy szűk alagútban elengedte a guggolás gombot, a karakter teste azonnal felvette a normál </w:t>
+      </w:r>
+      <w:r>
+        <w:rPr>
+          <w:rFonts w:ascii="Times New Roman" w:hAnsi="Times New Roman" w:cs="Times New Roman"/>
+        </w:rPr>
+        <w:lastRenderedPageBreak/>
+        <w:t xml:space="preserve">magasságot. Ezáltal a karakter beleszorult a mennyezetbe, ami a fizikai motor kiszámíthatatlan viselkedéséhez vezetett. A megoldás egy virtuális, </w:t>
+      </w:r>
+      <w:proofErr w:type="spellStart"/>
+      <w:r>
+        <w:rPr>
+          <w:rFonts w:ascii="Times New Roman" w:hAnsi="Times New Roman" w:cs="Times New Roman"/>
+        </w:rPr>
+        <w:t>előrejelző</w:t>
+      </w:r>
+      <w:proofErr w:type="spellEnd"/>
+      <w:r>
+        <w:rPr>
+          <w:rFonts w:ascii="Times New Roman" w:hAnsi="Times New Roman" w:cs="Times New Roman"/>
+        </w:rPr>
+        <w:t xml:space="preserve"> ellenőrző doboz létrehozása volt. Mielőtt a rendszer engedélyezné a felállást, létrehoz egy matematikai téglalapot a karakter fölött. A program megvizsgálja, hogy ez a virtuális téglalap metszetbe kerül-e bármilyen mennyezettel. Ha igen, a gombfelengedés ellenére a rendszer kényszerítve guggolva tartja a karaktert, egészen addig, amíg ki nem ér a szabad ég alá.</w:t>
+      </w:r>
+    </w:p>
+    <w:p>
+      <w:pPr>
+        <w:spacing w:line="360" w:lineRule="auto"/>
+        <w:rPr>
+          <w:rFonts w:ascii="Times New Roman" w:hAnsi="Times New Roman" w:cs="Times New Roman"/>
+        </w:rPr>
+      </w:pPr>
+      <w:r>
+        <w:rPr>
+          <w:rFonts w:ascii="Times New Roman" w:hAnsi="Times New Roman" w:cs="Times New Roman"/>
+        </w:rPr>
+        <w:t>Adatkezelés és állapotmegőrzés</w:t>
+      </w:r>
+    </w:p>
+    <w:p>
+      <w:pPr>
+        <w:spacing w:line="360" w:lineRule="auto"/>
+        <w:rPr>
+          <w:rFonts w:ascii="Times New Roman" w:hAnsi="Times New Roman" w:cs="Times New Roman"/>
+        </w:rPr>
+      </w:pPr>
+      <w:r>
+        <w:rPr>
+          <w:rFonts w:ascii="Times New Roman" w:hAnsi="Times New Roman" w:cs="Times New Roman"/>
+        </w:rPr>
+        <w:t>A szoftverfejlesztés egyik sarkalatos pontja a felhasználói előrehaladás megőrzése. A játékban a tőke és a lőszer egyaránt a megszerzett érmékből származik, ami komoly gazdasági döntésekre kényszeríti a játékost. A program különbséget tesz a futam közben gyűjtött ideiglenes vagyon és a globális bankban tárolt érték között. Amikor a játékos kilép egy véletlenszerűen generált biztonsági ajtón, a rendszer a helyi valutát átemeli a globális változóba, megőrizve azt a következő körökre. Hardcore szabályrendszer lévén, bármilyen sérülés esetén a rendszer nemcsak az aktuális, hanem a globálisan mentett vagyont is nullázza, ami rendkívül feszült játékélményt eredményez.</w:t>
+      </w:r>
+    </w:p>
+    <w:p>
+      <w:pPr>
+        <w:spacing w:line="360" w:lineRule="auto"/>
+        <w:rPr>
+          <w:rFonts w:ascii="Times New Roman" w:hAnsi="Times New Roman" w:cs="Times New Roman"/>
+        </w:rPr>
+      </w:pPr>
+      <w:r>
+        <w:rPr>
+          <w:rFonts w:ascii="Times New Roman" w:hAnsi="Times New Roman" w:cs="Times New Roman"/>
+        </w:rPr>
+        <w:t>Objektumorientált architektúra</w:t>
+      </w:r>
+    </w:p>
+    <w:p>
+      <w:pPr>
+        <w:spacing w:line="360" w:lineRule="auto"/>
+        <w:rPr>
+          <w:rFonts w:ascii="Times New Roman" w:hAnsi="Times New Roman" w:cs="Times New Roman"/>
+        </w:rPr>
+      </w:pPr>
+      <w:r>
+        <w:rPr>
+          <w:rFonts w:ascii="Times New Roman" w:hAnsi="Times New Roman" w:cs="Times New Roman"/>
+        </w:rPr>
+        <w:t>A kódolás során a nyelv objektumorientált sajátosságait maximálisan kihasználtam. Az entitásokat, mint például a játékos által kilőtt lövedékeket vagy a pályán elhelyezett tárgyakat különálló osztályok írják le. A lövedék osztály tartalmazza a saját pozícióját, sebességét és az irányvektorát. Amikor a játékos meghúzza a ravaszt, a rendszer egy új példányt hoz létre ebből az osztályból, levonva a lövés költségét a játékos vagyonából. Ezek a példányok egy dinamikus listában kapnak helyet, amelyen a játékhurok minden futásakor végigmegy, és frissíti a pozíciójukat az eltelt idő függvényében.</w:t>
+      </w:r>
+    </w:p>
+    <w:p>
+      <w:pPr>
+        <w:spacing w:line="360" w:lineRule="auto"/>
+        <w:rPr>
+          <w:rFonts w:ascii="Times New Roman" w:hAnsi="Times New Roman" w:cs="Times New Roman"/>
+        </w:rPr>
+      </w:pPr>
+      <w:r>
+        <w:rPr>
+          <w:rFonts w:ascii="Times New Roman" w:hAnsi="Times New Roman" w:cs="Times New Roman"/>
+        </w:rPr>
+        <w:t>A játékhurok és a szálkezelés sajátosságai</w:t>
+      </w:r>
+    </w:p>
+    <w:p>
+      <w:pPr>
+        <w:spacing w:line="360" w:lineRule="auto"/>
+        <w:rPr>
+          <w:rFonts w:ascii="Times New Roman" w:hAnsi="Times New Roman" w:cs="Times New Roman"/>
+        </w:rPr>
+      </w:pPr>
+      <w:r>
+        <w:rPr>
+          <w:rFonts w:ascii="Times New Roman" w:hAnsi="Times New Roman" w:cs="Times New Roman"/>
+        </w:rPr>
+        <w:t xml:space="preserve">Minden valós idejű alkalmazás lelke a játékhurok. A fejlesztés során a felületfrissítő időzítőt használtam, amely garantálja, hogy a matematikai számítások és a grafikai frissítések a megfelelő programszálon fussanak le. Ha a háttérben zajló fizikai számítások aszinkron módon próbálnák meg módosítani a felhasználói felületet, az a szoftver azonnali összeomlásához vezetne. Az időzítő rendkívül alacsony késleltetéssel hívja meg a fő ciklust, amely kiszámítja az eltelt másodperctöredékeket, alkalmazza a fizikai szabályokat, kezeli az </w:t>
+      </w:r>
+      <w:r>
+        <w:rPr>
+          <w:rFonts w:ascii="Times New Roman" w:hAnsi="Times New Roman" w:cs="Times New Roman"/>
+        </w:rPr>
+        <w:lastRenderedPageBreak/>
+        <w:t>ütközéseket, majd a folyamat legvégén érvényteleníti a rajzvásznat, kikényszerítve ezzel a legújabb állapot azonnali kirajzolását a képernyőre.</w:t>
+      </w:r>
+    </w:p>
+    <w:p>
+      <w:pPr>
+        <w:spacing w:line="360" w:lineRule="auto"/>
+        <w:rPr>
+          <w:rFonts w:ascii="Times New Roman" w:hAnsi="Times New Roman" w:cs="Times New Roman"/>
+        </w:rPr>
+      </w:pPr>
+      <w:r>
+        <w:rPr>
+          <w:rFonts w:ascii="Times New Roman" w:hAnsi="Times New Roman" w:cs="Times New Roman"/>
+        </w:rPr>
+        <w:t>Többplatformos architektúra és rendszeréletciklus</w:t>
+      </w:r>
+    </w:p>
+    <w:p>
+      <w:pPr>
+        <w:spacing w:line="360" w:lineRule="auto"/>
+        <w:rPr>
+          <w:rFonts w:ascii="Times New Roman" w:hAnsi="Times New Roman" w:cs="Times New Roman"/>
+        </w:rPr>
+      </w:pPr>
+      <w:r>
+        <w:rPr>
+          <w:rFonts w:ascii="Times New Roman" w:hAnsi="Times New Roman" w:cs="Times New Roman"/>
+        </w:rPr>
+        <w:t>A modern alkalmazásfejlesztés egyik legnagyobb kihívása, hogy a szoftvernek reagálnia kell az operációs rendszer által küldött életciklus eseményekre. Egy asztali számítógépen a program bezárása viszonylag egyszerű folyamat, azonban egy mobil eszközön az alkalmazás gyakran kerül háttérbe, például egy bejövő hívás vagy egy másik alkalmazás megnyitása miatt. A keretrendszer beépített életciklus eseményeket biztosít, amelyeket a programnak le kell kezelnie az adatvesztés és a memóriaszivárgás elkerülése érdekében. Amikor a szoftver háttérbe szorul, a rendszer automatikusan felfüggeszti a grafikus renderelést és a fő játékhurkot. Ilyen esetekben a játék logikájának gondoskodnia kell az aktuális állapot elmentéséről, és a szüneteltetett állapotba (Paused) való automatikus átlépésről. Visszatéréskor az alkalmazásnak újra kell inicializálnia a grafikus vásznat, és biztosítania kell, hogy az időalapú számítások ne ugorjanak hirtelen nagyot, ami a karakter indokolatlan elhalálozását okozhatná.</w:t>
+      </w:r>
+    </w:p>
+    <w:p>
+      <w:pPr>
+        <w:spacing w:line="360" w:lineRule="auto"/>
+        <w:rPr>
+          <w:rFonts w:ascii="Times New Roman" w:hAnsi="Times New Roman" w:cs="Times New Roman"/>
+        </w:rPr>
+      </w:pPr>
+      <w:r>
+        <w:rPr>
+          <w:rFonts w:ascii="Times New Roman" w:hAnsi="Times New Roman" w:cs="Times New Roman"/>
+        </w:rPr>
+        <w:t>Mesterséges intelligencia és a determinisztikus fenyegetés</w:t>
+      </w:r>
+    </w:p>
+    <w:p>
+      <w:pPr>
+        <w:spacing w:line="360" w:lineRule="auto"/>
+        <w:rPr>
+          <w:rFonts w:ascii="Times New Roman" w:hAnsi="Times New Roman" w:cs="Times New Roman"/>
+        </w:rPr>
+      </w:pPr>
+      <w:r>
+        <w:rPr>
+          <w:rFonts w:ascii="Times New Roman" w:hAnsi="Times New Roman" w:cs="Times New Roman"/>
+        </w:rPr>
+        <w:t>A játék alapkoncepcióját adó folyamatos fenyegetést egy mesterséges intelligencia által vezérelt, úgynevezett determinisztikus követő algoritmus valósítja meg. Ellentétben a komplex, útvonalkereső (például A-csillag algoritmust használó) ellenfelekkel, a Démon mozgása egy egytengelyű, lineáris matematikai egyenleten alapul. Az entitás x-koordinátája minden képkocka során egy előre meghatározott, fix sebességgel növekszik az eltelt idő függvényében. Bár a háttérben futó matematika egyszerű, a pszichológiai hatás és a játékmenetre gyakorolt nyomás jelentős. A rendszer folyamatosan számítja a játékos és az ellenfél közötti távolságvektort, amelyet vizuálisan is visszajelez a kijelzőn. Mivel az ellenfél sebessége állandó, a játékosnak tökéletesítenie kell a mozgását. Minden hibás ugrás, a falaknak való ütközés vagy a felesleges megállás csökkenti a távolságot a két entitás között, ami a túlélés matematikai esélyét rontja.</w:t>
+      </w:r>
+    </w:p>
+    <w:p>
+      <w:pPr>
+        <w:spacing w:line="360" w:lineRule="auto"/>
+        <w:rPr>
+          <w:rFonts w:ascii="Times New Roman" w:hAnsi="Times New Roman" w:cs="Times New Roman"/>
+        </w:rPr>
+      </w:pPr>
+      <w:r>
+        <w:rPr>
+          <w:rFonts w:ascii="Times New Roman" w:hAnsi="Times New Roman" w:cs="Times New Roman"/>
+        </w:rPr>
+        <w:t>Játékgazdaság, kockázatkezelés és matematikai egyensúlyozás</w:t>
+      </w:r>
+    </w:p>
+    <w:p>
+      <w:pPr>
+        <w:spacing w:line="360" w:lineRule="auto"/>
+        <w:rPr>
+          <w:rFonts w:ascii="Times New Roman" w:hAnsi="Times New Roman" w:cs="Times New Roman"/>
+        </w:rPr>
+      </w:pPr>
+      <w:r>
+        <w:rPr>
+          <w:rFonts w:ascii="Times New Roman" w:hAnsi="Times New Roman" w:cs="Times New Roman"/>
+        </w:rPr>
+        <w:t xml:space="preserve">Egy túlélő platformer élvezhetőségét a matematikai egyensúlyozás, azaz a játékgazdaság precíz beállítása határozza meg. A projekt egyik legfontosabb megkülönböztető jegye a megosztott tőke és lőszer rendszer. A procedurális generátor véletlenszám-eloszlása úgy lett </w:t>
+      </w:r>
+      <w:r>
+        <w:rPr>
+          <w:rFonts w:ascii="Times New Roman" w:hAnsi="Times New Roman" w:cs="Times New Roman"/>
+        </w:rPr>
+        <w:lastRenderedPageBreak/>
+        <w:t>programozva, hogy a jutalmak és a büntetések aránya megfelelő kockázat-nyereség (</w:t>
+      </w:r>
+      <w:proofErr w:type="spellStart"/>
+      <w:r>
+        <w:rPr>
+          <w:rFonts w:ascii="Times New Roman" w:hAnsi="Times New Roman" w:cs="Times New Roman"/>
+        </w:rPr>
+        <w:t>Risk-Reward</w:t>
+      </w:r>
+      <w:proofErr w:type="spellEnd"/>
+      <w:r>
+        <w:rPr>
+          <w:rFonts w:ascii="Times New Roman" w:hAnsi="Times New Roman" w:cs="Times New Roman"/>
+        </w:rPr>
+        <w:t>) helyzeteket teremtsen. A tárgyak generálásakor a rendszer hetvenöt százalékos valószínűséggel helyez el érmét, és huszonöt százalékos valószínűséggel halálos csapdát, vagyis tüskét. Mivel egy akadály elpusztítása pontosan egy érmébe kerül, a játékos hosszú távon csak akkor tudja növelni a vagyonát, ha az akadályok jelentős részét lövés helyett ügyességgel, azaz ugrással kerüli el. Ha a játékos minden akadályt fegyverrel próbál semlegesíteni, a matematikai eloszlás miatt a vagyona lassan, de biztosan elfogy, ami elkerülhetetlen vereséghez vezet. Ez a gazdasági modell ösztönzi a játékost a mechanikák mesteri szintű elsajátítására.</w:t>
+      </w:r>
+    </w:p>
+    <w:p>
+      <w:pPr>
+        <w:spacing w:line="360" w:lineRule="auto"/>
+        <w:rPr>
+          <w:rFonts w:ascii="Times New Roman" w:hAnsi="Times New Roman" w:cs="Times New Roman"/>
+        </w:rPr>
+      </w:pPr>
+      <w:r>
+        <w:rPr>
+          <w:rFonts w:ascii="Times New Roman" w:hAnsi="Times New Roman" w:cs="Times New Roman"/>
+        </w:rPr>
+        <w:t>Adatperzisztencia és a helyi adattárolás tervezése</w:t>
+      </w:r>
+    </w:p>
+    <w:p>
+      <w:pPr>
+        <w:spacing w:line="360" w:lineRule="auto"/>
+        <w:rPr>
+          <w:rFonts w:ascii="Times New Roman" w:hAnsi="Times New Roman" w:cs="Times New Roman"/>
+        </w:rPr>
+      </w:pPr>
+      <w:r>
+        <w:rPr>
+          <w:rFonts w:ascii="Times New Roman" w:hAnsi="Times New Roman" w:cs="Times New Roman"/>
+        </w:rPr>
+        <w:t>A játék a két futam közötti fejlődésnek az alapja a kimenekített valuta megőrzése. Bár a jelenlegi fázisban a vagyon egy globális memóriaváltozóban tárolódik, a szoftver architektúrája fel van készítve a tartós adatbázis-kapcsolat implementálására. A mobil és asztali környezetekben a legcélravezetőbb megoldás egy könnyűsúlyú, beágyazott adatbázis, például az SQLite használata, vagy a helyi fájlrendszerbe történő, JSON alapú szerializáció. Az állapotmegőrzésért felelős modulnak titkosított formában kell tárolnia a játékos egyenlegét, megakadályozva a külső programokkal történő illetéktelen módosítást. Amikor a játék elindul, a rendszer aszinkron módon beolvassa a tartós tárból az értékeket, majd a program bezárásakor, vagy egy sikeres menekülést követően azonnal kiírja a memóriából a fizikai háttértárra az új összeget.</w:t>
+      </w:r>
+    </w:p>
+    <w:p>
+      <w:pPr>
+        <w:spacing w:line="360" w:lineRule="auto"/>
+        <w:rPr>
+          <w:rFonts w:ascii="Times New Roman" w:hAnsi="Times New Roman" w:cs="Times New Roman"/>
+        </w:rPr>
+      </w:pPr>
+      <w:r>
+        <w:rPr>
+          <w:rFonts w:ascii="Times New Roman" w:hAnsi="Times New Roman" w:cs="Times New Roman"/>
+        </w:rPr>
+        <w:t>Haladó grafikai renderelés és geometriai transzformációk</w:t>
+      </w:r>
+    </w:p>
+    <w:p>
+      <w:pPr>
+        <w:spacing w:line="360" w:lineRule="auto"/>
+        <w:rPr>
+          <w:rFonts w:ascii="Times New Roman" w:hAnsi="Times New Roman" w:cs="Times New Roman"/>
+        </w:rPr>
+      </w:pPr>
+      <w:r>
+        <w:rPr>
+          <w:rFonts w:ascii="Times New Roman" w:hAnsi="Times New Roman" w:cs="Times New Roman"/>
+        </w:rPr>
+        <w:t>A vizuális megjelenítésért felelős SkiaSharp keretrendszer nem csupán egyszerű téglalapok rajzolására alkalmas, hanem komplex geometriai transzformációkat és vektoros renderelést is biztosít. A teljesítmény optimalizálása mellett figyelmet kellett fordítani a grafikai elemek vizuális minőségére is. Ennek érdekében a rajzoló objektum (SKPaint) megkapta az élsimítás (Anti-aliasing) paramétert, amely hardveres gyorsítással mossa el a pixelhibákat, így a görbe vonalak és a körök szélei simábbnak hatnak a modern, nagy felbontású kijelzőkön. Az akadályok megjelenítése nem egy szimpla doboz, hanem úgynevezett vektoros útvonalak (SKPath) segítségével történik. A rendszer memóriában összeköti az akadály csúcspontjait, és egyetlen zárt poligonként rajzolja ki a képernyőre. Ez a módszer sokkal erőforráskímélőbb, mint az előre renderelt bittérképes képek (sprite-ok) memóriába töltése és forgatása, különösen a végtelenített pályák esetén.</w:t>
+      </w:r>
+    </w:p>
+    <w:p>
+      <w:pPr>
+        <w:spacing w:line="360" w:lineRule="auto"/>
+        <w:rPr>
+          <w:rFonts w:ascii="Times New Roman" w:hAnsi="Times New Roman" w:cs="Times New Roman"/>
+        </w:rPr>
+      </w:pPr>
+      <w:r>
+        <w:rPr>
+          <w:rFonts w:ascii="Times New Roman" w:hAnsi="Times New Roman" w:cs="Times New Roman"/>
+        </w:rPr>
+        <w:lastRenderedPageBreak/>
+        <w:t>Szoftvertesztelési stratégiák és minőségbiztosítás</w:t>
+      </w:r>
+    </w:p>
+    <w:p>
+      <w:pPr>
+        <w:spacing w:line="360" w:lineRule="auto"/>
+        <w:rPr>
+          <w:rFonts w:ascii="Times New Roman" w:hAnsi="Times New Roman" w:cs="Times New Roman"/>
+        </w:rPr>
+      </w:pPr>
+      <w:r>
+        <w:rPr>
+          <w:rFonts w:ascii="Times New Roman" w:hAnsi="Times New Roman" w:cs="Times New Roman"/>
+        </w:rPr>
+        <w:t>A projekt méretéből és komplexitásából adódóan a manuális tesztelés mellett analitikus megközelítésre is szükség volt. A végtelenített pályagenerátor működésének verifikálása kiemelt figyelmet igényelt. Mivel a pályaelemek a véletlenszerűségre épülnek, előfordulhattak olyan peremesetek, amelyeket a kódírás során nem lehetett egyértelműen előre látni. Ennek kiküszöbölésére a tesztelési fázisban a véletlenszám-generátor magját (seed) fix értékekre állítottam, így a rendszer újra és újra ugyanazt a pályát generálta le. Ez a determinisztikus tesztelési módszer tette lehetővé a kényszerített guggolás és az ugrási magasságok határérékeinek centiméteres pontosságú finomhangolását. A minőségbiztosítás kiterjedt a különböző kijelzőméretek szimulációjára is, biztosítva, hogy a felhasználói felület elemei egy szélesvásznú asztali monitoron és egy keskenyebb mobil kijelzőn is olvashatók, és a játékmenet szempontjából releváns területek láthatók maradjanak</w:t>
+      </w:r>
+      <w:r>
+        <w:rPr>
+          <w:rFonts w:ascii="Times New Roman" w:hAnsi="Times New Roman" w:cs="Times New Roman"/>
+        </w:rPr>
+        <w:t>.</w:t>
+      </w:r>
+    </w:p>
+    <w:p>
+      <w:pPr>
+        <w:spacing w:line="360" w:lineRule="auto"/>
+        <w:rPr>
+          <w:rFonts w:ascii="Times New Roman" w:hAnsi="Times New Roman" w:cs="Times New Roman"/>
+        </w:rPr>
+      </w:pPr>
     </w:p>
     <w:p>
       <w:pPr>
@@ -2104,7 +2596,6 @@
         <w:rPr>
           <w:rFonts w:ascii="Times New Roman" w:hAnsi="Times New Roman" w:cs="Times New Roman"/>
         </w:rPr>
-        <w:lastRenderedPageBreak/>
         <w:t xml:space="preserve">verzió0.2: pálya generálása </w:t>
       </w:r>
       <w:r>
